--- a/reports/Звіт_ЛР9_Додатки_з_зовнішніх_джерел.docx
+++ b/reports/Звіт_ЛР9_Додатки_з_зовнішніх_джерел.docx
@@ -317,7 +317,7 @@
         </w:rPr>
         <w:t xml:space="preserve">Адреса сайту: </w:t>
       </w:r>
-      <w:hyperlink w:history="1" r:id="rIdjopsbihlydtbz9v8viyvo">
+      <w:hyperlink w:history="1" r:id="rIdszdvnt6asgtkvp-xhraop">
         <w:r>
           <w:rPr>
             <w:rStyle w:val="Hyperlink"/>
@@ -337,7 +337,7 @@
         </w:rPr>
         <w:t xml:space="preserve">Код сайту в репозиторії: </w:t>
       </w:r>
-      <w:hyperlink w:history="1" r:id="rId9m87sqdn2usbcl_x50kqx">
+      <w:hyperlink w:history="1" r:id="rIdrlw30tnu0sk8j_2nz8qak">
         <w:r>
           <w:rPr>
             <w:rStyle w:val="Hyperlink"/>
@@ -815,462 +815,6 @@
     </w:p>
     <w:p>
       <w:pPr>
-        <w:shd w:fill="FFF2CC" w:color="auto" w:val="clear"/>
-        <w:spacing w:after="120" w:before="120"/>
-        <w:ind w:firstLine="0"/>
-      </w:pPr>
-      <w:r>
-        <w:rPr>
-          <w:i/>
-          <w:iCs/>
-        </w:rPr>
-        <w:t xml:space="preserve">Місце для скріншотів: карта з міткою, супутниковий знімок, маршрут і панорама Street View на сторінці «Медіа» (вміст карт завантажується з інтернету, тому знімки екрана треба зробити на опублікованому сайті).</w:t>
-      </w:r>
-    </w:p>
-    <w:p>
-      <w:pPr>
-        <w:keepNext/>
-        <w:spacing w:after="60" w:before="200"/>
-      </w:pPr>
-      <w:r>
-        <w:rPr>
-          <w:b/>
-          <w:bCs/>
-        </w:rPr>
-        <w:t xml:space="preserve">2. Редагування та вставлення відео YouTube</w:t>
-      </w:r>
-    </w:p>
-    <w:p>
-      <w:r>
-        <w:t xml:space="preserve">Відео відредаговано у вбудованому редакторі YouTube Studio:</w:t>
-      </w:r>
-    </w:p>
-    <w:p>
-      <w:pPr>
-        <w:pStyle w:val="ListParagraph"/>
-        <w:numPr>
-          <w:ilvl w:val="0"/>
-          <w:numId w:val="3"/>
-        </w:numPr>
-        <w:ind w:firstLine="0"/>
-      </w:pPr>
-      <w:r>
-        <w:t xml:space="preserve">відкрити studio.youtube.com → «Контент» → вибрати відео → «Редактор»;</w:t>
-      </w:r>
-    </w:p>
-    <w:p>
-      <w:pPr>
-        <w:pStyle w:val="ListParagraph"/>
-        <w:numPr>
-          <w:ilvl w:val="0"/>
-          <w:numId w:val="3"/>
-        </w:numPr>
-        <w:ind w:firstLine="0"/>
-      </w:pPr>
-      <w:r>
-        <w:t xml:space="preserve">«Обрізати й вирізати»: перетягнути межі на шкалі часу, щоб залишити потрібний фрагмент, і вирізати зайві частини посередині;</w:t>
-      </w:r>
-    </w:p>
-    <w:p>
-      <w:pPr>
-        <w:pStyle w:val="ListParagraph"/>
-        <w:numPr>
-          <w:ilvl w:val="0"/>
-          <w:numId w:val="3"/>
-        </w:numPr>
-        <w:ind w:firstLine="0"/>
-      </w:pPr>
-      <w:r>
-        <w:t xml:space="preserve">«Аудіо»: вибрати фонову музику з фонотеки YouTube і налаштувати гучність щодо оригінального звуку;</w:t>
-      </w:r>
-    </w:p>
-    <w:p>
-      <w:pPr>
-        <w:pStyle w:val="ListParagraph"/>
-        <w:numPr>
-          <w:ilvl w:val="0"/>
-          <w:numId w:val="3"/>
-        </w:numPr>
-        <w:ind w:firstLine="0"/>
-      </w:pPr>
-      <w:r>
-        <w:t xml:space="preserve">зберегти зміни (обробка займає кілька хвилин);</w:t>
-      </w:r>
-    </w:p>
-    <w:p>
-      <w:pPr>
-        <w:pStyle w:val="ListParagraph"/>
-        <w:numPr>
-          <w:ilvl w:val="0"/>
-          <w:numId w:val="3"/>
-        </w:numPr>
-        <w:ind w:firstLine="0"/>
-      </w:pPr>
-      <w:r>
-        <w:t xml:space="preserve">«Субтитри» → «Додати мову» (українська) → «Додати» → ввести текст і час появи кожного рядка або завантажити файл .srt → «Опублікувати»;</w:t>
-      </w:r>
-    </w:p>
-    <w:p>
-      <w:pPr>
-        <w:pStyle w:val="ListParagraph"/>
-        <w:numPr>
-          <w:ilvl w:val="0"/>
-          <w:numId w:val="3"/>
-        </w:numPr>
-        <w:ind w:firstLine="0"/>
-      </w:pPr>
-      <w:r>
-        <w:t xml:space="preserve">у меню «Поділитися → Вбудувати» скопіювати код </w:t>
-      </w:r>
-      <w:r>
-        <w:rPr>
-          <w:rFonts w:ascii="Courier New" w:cs="Courier New" w:eastAsia="Courier New" w:hAnsi="Courier New"/>
-          <w:sz w:val="21"/>
-          <w:szCs w:val="21"/>
-        </w:rPr>
-        <w:t xml:space="preserve">&lt;iframe&gt;</w:t>
-      </w:r>
-      <w:r>
-        <w:t xml:space="preserve">.</w:t>
-      </w:r>
-    </w:p>
-    <w:p>
-      <w:pPr>
-        <w:shd w:fill="FFF2CC" w:color="auto" w:val="clear"/>
-        <w:spacing w:after="120" w:before="120"/>
-        <w:ind w:firstLine="0"/>
-      </w:pPr>
-      <w:r>
-        <w:rPr>
-          <w:i/>
-          <w:iCs/>
-        </w:rPr>
-        <w:t xml:space="preserve">Місце для скріншотів редактора YouTube Studio: обрізання, додавання аудіо, субтитри.</w:t>
-      </w:r>
-    </w:p>
-    <w:p>
-      <w:r>
-        <w:t xml:space="preserve">Під час вставлення відео на сайт використано параметри вбудованого плеєра: </w:t>
-      </w:r>
-      <w:r>
-        <w:rPr>
-          <w:rFonts w:ascii="Courier New" w:cs="Courier New" w:eastAsia="Courier New" w:hAnsi="Courier New"/>
-          <w:sz w:val="21"/>
-          <w:szCs w:val="21"/>
-        </w:rPr>
-        <w:t xml:space="preserve">start=30&amp;end=150</w:t>
-      </w:r>
-      <w:r>
-        <w:t xml:space="preserve"> — показ фрагмента з 0:30 до 2:30, </w:t>
-      </w:r>
-      <w:r>
-        <w:rPr>
-          <w:rFonts w:ascii="Courier New" w:cs="Courier New" w:eastAsia="Courier New" w:hAnsi="Courier New"/>
-          <w:sz w:val="21"/>
-          <w:szCs w:val="21"/>
-        </w:rPr>
-        <w:t xml:space="preserve">cc_load_policy=1</w:t>
-      </w:r>
-      <w:r>
-        <w:t xml:space="preserve"> і </w:t>
-      </w:r>
-      <w:r>
-        <w:rPr>
-          <w:rFonts w:ascii="Courier New" w:cs="Courier New" w:eastAsia="Courier New" w:hAnsi="Courier New"/>
-          <w:sz w:val="21"/>
-          <w:szCs w:val="21"/>
-        </w:rPr>
-        <w:t xml:space="preserve">cc_lang_pref=uk</w:t>
-      </w:r>
-      <w:r>
-        <w:t xml:space="preserve"> — увімкнені українські субтитри, </w:t>
-      </w:r>
-      <w:r>
-        <w:rPr>
-          <w:rFonts w:ascii="Courier New" w:cs="Courier New" w:eastAsia="Courier New" w:hAnsi="Courier New"/>
-          <w:sz w:val="21"/>
-          <w:szCs w:val="21"/>
-        </w:rPr>
-        <w:t xml:space="preserve">rel=0</w:t>
-      </w:r>
-      <w:r>
-        <w:t xml:space="preserve"> — пропозиції лише з того самого каналу. Домен </w:t>
-      </w:r>
-      <w:r>
-        <w:rPr>
-          <w:rFonts w:ascii="Courier New" w:cs="Courier New" w:eastAsia="Courier New" w:hAnsi="Courier New"/>
-          <w:sz w:val="21"/>
-          <w:szCs w:val="21"/>
-        </w:rPr>
-        <w:t xml:space="preserve">youtube-nocookie.com</w:t>
-      </w:r>
-      <w:r>
-        <w:t xml:space="preserve"> вмикає режим розширеної конфіденційності — YouTube не зберігає файли cookie, доки відео не запущено.</w:t>
-      </w:r>
-    </w:p>
-    <w:p>
-      <w:pPr>
-        <w:keepNext/>
-        <w:spacing w:after="60" w:before="160"/>
-        <w:ind w:firstLine="0"/>
-      </w:pPr>
-      <w:r>
-        <w:rPr>
-          <w:i/>
-          <w:iCs/>
-        </w:rPr>
-        <w:t xml:space="preserve">Лістинг 2. HTML-код відео, вставлений на сайт (media.html)</w:t>
-      </w:r>
-    </w:p>
-    <w:p>
-      <w:pPr>
-        <w:keepNext w:val="false"/>
-        <w:keepLines/>
-        <w:spacing w:after="160" w:line="240" w:lineRule="auto"/>
-        <w:ind w:left="284" w:firstLine="0"/>
-        <w:jc w:val="left"/>
-      </w:pPr>
-      <w:r>
-        <w:rPr>
-          <w:rFonts w:ascii="Courier New" w:cs="Courier New" w:eastAsia="Courier New" w:hAnsi="Courier New"/>
-          <w:color w:val="1E1D2D"/>
-          <w:sz w:val="19"/>
-          <w:szCs w:val="19"/>
-        </w:rPr>
-        <w:t xml:space="preserve">&lt;iframe src="https://www.youtube-nocookie.com/embed/4NRXx6U8ABQ?start=30&amp;end=150&amp;cc_load_policy=1&amp;cc_lang_pref=uk&amp;hl=uk&amp;rel=0&amp;modestbranding=1" title="Відео YouTube у стилі синтвейв" loading="lazy" allow="accelerometer; autoplay; clipboard-write; encrypted-media; gyroscope; picture-in-picture" allowfullscreen&gt;&lt;/iframe&gt;</w:t>
-      </w:r>
-    </w:p>
-    <w:p>
-      <w:pPr>
-        <w:shd w:fill="FFF2CC" w:color="auto" w:val="clear"/>
-        <w:spacing w:after="120" w:before="120"/>
-        <w:ind w:firstLine="0"/>
-      </w:pPr>
-      <w:r>
-        <w:rPr>
-          <w:i/>
-          <w:iCs/>
-        </w:rPr>
-        <w:t xml:space="preserve">Місце для скріншота: відео YouTube на сторінці «Медіа». Після монтажу власного відео в YouTube Studio замініть у коді ID ролика 4NRXx6U8ABQ на ID свого відео.</w:t>
-      </w:r>
-    </w:p>
-    <w:p>
-      <w:pPr>
-        <w:keepNext/>
-        <w:spacing w:after="60" w:before="200"/>
-      </w:pPr>
-      <w:r>
-        <w:rPr>
-          <w:b/>
-          <w:bCs/>
-        </w:rPr>
-        <w:t xml:space="preserve">3. Аудіо на сайті</w:t>
-      </w:r>
-    </w:p>
-    <w:p>
-      <w:r>
-        <w:t xml:space="preserve">Офіційний трек фестивалю «Нічна хвиля» (100 уд./хв, ля мінор) синтезовано програмно й збережено у двох форматах: OGG Vorbis і MP3. Трек вставлено тегом HTML5 </w:t>
-      </w:r>
-      <w:r>
-        <w:rPr>
-          <w:rFonts w:ascii="Courier New" w:cs="Courier New" w:eastAsia="Courier New" w:hAnsi="Courier New"/>
-          <w:sz w:val="21"/>
-          <w:szCs w:val="21"/>
-        </w:rPr>
-        <w:t xml:space="preserve">&lt;audio&gt;</w:t>
-      </w:r>
-      <w:r>
-        <w:t xml:space="preserve"> з двома джерелами </w:t>
-      </w:r>
-      <w:r>
-        <w:rPr>
-          <w:rFonts w:ascii="Courier New" w:cs="Courier New" w:eastAsia="Courier New" w:hAnsi="Courier New"/>
-          <w:sz w:val="21"/>
-          <w:szCs w:val="21"/>
-        </w:rPr>
-        <w:t xml:space="preserve">&lt;source&gt;</w:t>
-      </w:r>
-      <w:r>
-        <w:t xml:space="preserve"> — браузер вибирає перший формат, який підтримує. Атрибут </w:t>
-      </w:r>
-      <w:r>
-        <w:rPr>
-          <w:rFonts w:ascii="Courier New" w:cs="Courier New" w:eastAsia="Courier New" w:hAnsi="Courier New"/>
-          <w:sz w:val="21"/>
-          <w:szCs w:val="21"/>
-        </w:rPr>
-        <w:t xml:space="preserve">controls</w:t>
-      </w:r>
-      <w:r>
-        <w:t xml:space="preserve"> показує стандартну панель, </w:t>
-      </w:r>
-      <w:r>
-        <w:rPr>
-          <w:rFonts w:ascii="Courier New" w:cs="Courier New" w:eastAsia="Courier New" w:hAnsi="Courier New"/>
-          <w:sz w:val="21"/>
-          <w:szCs w:val="21"/>
-        </w:rPr>
-        <w:t xml:space="preserve">preload="metadata"</w:t>
-      </w:r>
-      <w:r>
-        <w:t xml:space="preserve"> завантажує лише тривалість, а не весь файл. Для старих браузерів у тезі є посилання на завантаження.</w:t>
-      </w:r>
-    </w:p>
-    <w:p>
-      <w:r>
-        <w:t xml:space="preserve">Поверх тегу </w:t>
-      </w:r>
-      <w:r>
-        <w:rPr>
-          <w:rFonts w:ascii="Courier New" w:cs="Courier New" w:eastAsia="Courier New" w:hAnsi="Courier New"/>
-          <w:sz w:val="21"/>
-          <w:szCs w:val="21"/>
-        </w:rPr>
-        <w:t xml:space="preserve">&lt;audio&gt;</w:t>
-      </w:r>
-      <w:r>
-        <w:t xml:space="preserve"> зроблено касетну деку: кнопки «назад», «відтворити», «пауза», «стоп» і «вперед» керують відтворенням через JavaScript (методи </w:t>
-      </w:r>
-      <w:r>
-        <w:rPr>
-          <w:rFonts w:ascii="Courier New" w:cs="Courier New" w:eastAsia="Courier New" w:hAnsi="Courier New"/>
-          <w:sz w:val="21"/>
-          <w:szCs w:val="21"/>
-        </w:rPr>
-        <w:t xml:space="preserve">play()</w:t>
-      </w:r>
-      <w:r>
-        <w:t xml:space="preserve">, </w:t>
-      </w:r>
-      <w:r>
-        <w:rPr>
-          <w:rFonts w:ascii="Courier New" w:cs="Courier New" w:eastAsia="Courier New" w:hAnsi="Courier New"/>
-          <w:sz w:val="21"/>
-          <w:szCs w:val="21"/>
-        </w:rPr>
-        <w:t xml:space="preserve">pause()</w:t>
-      </w:r>
-      <w:r>
-        <w:t xml:space="preserve">, властивість </w:t>
-      </w:r>
-      <w:r>
-        <w:rPr>
-          <w:rFonts w:ascii="Courier New" w:cs="Courier New" w:eastAsia="Courier New" w:hAnsi="Courier New"/>
-          <w:sz w:val="21"/>
-          <w:szCs w:val="21"/>
-        </w:rPr>
-        <w:t xml:space="preserve">currentTime</w:t>
-      </w:r>
-      <w:r>
-        <w:t xml:space="preserve">), котушки касети обертаються, а індикатор рівня малюється на canvas. Після переходу на інший канал відтворення продовжується з того самого місця.</w:t>
-      </w:r>
-    </w:p>
-    <w:p>
-      <w:pPr>
-        <w:keepNext/>
-        <w:spacing w:after="60" w:before="160"/>
-        <w:ind w:firstLine="0"/>
-      </w:pPr>
-      <w:r>
-        <w:rPr>
-          <w:i/>
-          <w:iCs/>
-        </w:rPr>
-        <w:t xml:space="preserve">Лістинг 3. HTML-код аудіо, вставлений на сайт (media.html)</w:t>
-      </w:r>
-    </w:p>
-    <w:p>
-      <w:pPr>
-        <w:keepNext/>
-        <w:keepLines/>
-        <w:spacing w:after="0" w:line="240" w:lineRule="auto"/>
-        <w:ind w:left="284" w:firstLine="0"/>
-        <w:jc w:val="left"/>
-      </w:pPr>
-      <w:r>
-        <w:rPr>
-          <w:rFonts w:ascii="Courier New" w:cs="Courier New" w:eastAsia="Courier New" w:hAnsi="Courier New"/>
-          <w:color w:val="1E1D2D"/>
-          <w:sz w:val="19"/>
-          <w:szCs w:val="19"/>
-        </w:rPr>
-        <w:t xml:space="preserve">  &lt;audio id="track" controls preload="metadata"&gt;</w:t>
-      </w:r>
-    </w:p>
-    <w:p>
-      <w:pPr>
-        <w:keepNext/>
-        <w:keepLines/>
-        <w:spacing w:after="0" w:line="240" w:lineRule="auto"/>
-        <w:ind w:left="284" w:firstLine="0"/>
-        <w:jc w:val="left"/>
-      </w:pPr>
-      <w:r>
-        <w:rPr>
-          <w:rFonts w:ascii="Courier New" w:cs="Courier New" w:eastAsia="Courier New" w:hAnsi="Courier New"/>
-          <w:color w:val="1E1D2D"/>
-          <w:sz w:val="19"/>
-          <w:szCs w:val="19"/>
-        </w:rPr>
-        <w:t xml:space="preserve">&lt;source src="media/nichna-khvylia.ogg" type="audio/ogg"&gt;</w:t>
-      </w:r>
-    </w:p>
-    <w:p>
-      <w:pPr>
-        <w:keepNext/>
-        <w:keepLines/>
-        <w:spacing w:after="0" w:line="240" w:lineRule="auto"/>
-        <w:ind w:left="284" w:firstLine="0"/>
-        <w:jc w:val="left"/>
-      </w:pPr>
-      <w:r>
-        <w:rPr>
-          <w:rFonts w:ascii="Courier New" w:cs="Courier New" w:eastAsia="Courier New" w:hAnsi="Courier New"/>
-          <w:color w:val="1E1D2D"/>
-          <w:sz w:val="19"/>
-          <w:szCs w:val="19"/>
-        </w:rPr>
-        <w:t xml:space="preserve">&lt;source src="media/nichna-khvylia.mp3" type="audio/mpeg"&gt;</w:t>
-      </w:r>
-    </w:p>
-    <w:p>
-      <w:pPr>
-        <w:keepNext/>
-        <w:keepLines/>
-        <w:spacing w:after="0" w:line="240" w:lineRule="auto"/>
-        <w:ind w:left="284" w:firstLine="0"/>
-        <w:jc w:val="left"/>
-      </w:pPr>
-      <w:r>
-        <w:rPr>
-          <w:rFonts w:ascii="Courier New" w:cs="Courier New" w:eastAsia="Courier New" w:hAnsi="Courier New"/>
-          <w:color w:val="1E1D2D"/>
-          <w:sz w:val="19"/>
-          <w:szCs w:val="19"/>
-        </w:rPr>
-        <w:t xml:space="preserve">Ваш браузер не підтримує тег &amp;lt;audio&amp;gt;. &lt;a href="media/nichna-khvylia.mp3"&gt;Завантажити трек&lt;/a&gt;.</w:t>
-      </w:r>
-    </w:p>
-    <w:p>
-      <w:pPr>
-        <w:keepNext w:val="false"/>
-        <w:keepLines/>
-        <w:spacing w:after="160" w:line="240" w:lineRule="auto"/>
-        <w:ind w:left="284" w:firstLine="0"/>
-        <w:jc w:val="left"/>
-      </w:pPr>
-      <w:r>
-        <w:rPr>
-          <w:rFonts w:ascii="Courier New" w:cs="Courier New" w:eastAsia="Courier New" w:hAnsi="Courier New"/>
-          <w:color w:val="1E1D2D"/>
-          <w:sz w:val="19"/>
-          <w:szCs w:val="19"/>
-        </w:rPr>
-        <w:t xml:space="preserve">  &lt;/audio&gt;</w:t>
-      </w:r>
-    </w:p>
-    <w:p>
-      <w:pPr>
         <w:keepNext/>
         <w:spacing w:before="120" w:line="240" w:lineRule="auto"/>
         <w:ind w:firstLine="0"/>
@@ -1279,7 +823,7 @@
       <w:r>
         <w:drawing>
           <wp:inline distT="0" distB="0" distL="0" distR="0">
-            <wp:extent cx="6096000" cy="3810000"/>
+            <wp:extent cx="6096000" cy="2371725"/>
             <wp:effectExtent t="0" r="0" b="0" l="0"/>
             <wp:docPr id="1" name="" descr="" title=""/>
             <wp:cNvGraphicFramePr>
@@ -1304,7 +848,7 @@
                   <pic:spPr bwMode="auto">
                     <a:xfrm>
                       <a:off x="0" y="0"/>
-                      <a:ext cx="6096000" cy="3810000"/>
+                      <a:ext cx="6096000" cy="2371725"/>
                     </a:xfrm>
                     <a:prstGeom prst="rect">
                       <a:avLst/>
@@ -1330,307 +874,7 @@
           <w:sz w:val="22"/>
           <w:szCs w:val="22"/>
         </w:rPr>
-        <w:t xml:space="preserve">Рис. 3. Касетна дека: тег audio з кнопками керування</w:t>
-      </w:r>
-    </w:p>
-    <w:p>
-      <w:pPr>
-        <w:keepNext/>
-        <w:spacing w:after="60" w:before="200"/>
-      </w:pPr>
-      <w:r>
-        <w:rPr>
-          <w:b/>
-          <w:bCs/>
-        </w:rPr>
-        <w:t xml:space="preserve">4. Кнопки соціальних мереж та інформери</w:t>
-      </w:r>
-    </w:p>
-    <w:p>
-      <w:r>
-        <w:t xml:space="preserve">Кнопки «Поділитися» для Facebook, X, Telegram, LinkedIn і Pinterest — звичайні посилання на сервіси поширення з адресою сайту в параметрі </w:t>
-      </w:r>
-      <w:r>
-        <w:rPr>
-          <w:rFonts w:ascii="Courier New" w:cs="Courier New" w:eastAsia="Courier New" w:hAnsi="Courier New"/>
-          <w:sz w:val="21"/>
-          <w:szCs w:val="21"/>
-        </w:rPr>
-        <w:t xml:space="preserve">url</w:t>
-      </w:r>
-      <w:r>
-        <w:t xml:space="preserve">; вони відкриваються в новій вкладці (</w:t>
-      </w:r>
-      <w:r>
-        <w:rPr>
-          <w:rFonts w:ascii="Courier New" w:cs="Courier New" w:eastAsia="Courier New" w:hAnsi="Courier New"/>
-          <w:sz w:val="21"/>
-          <w:szCs w:val="21"/>
-        </w:rPr>
-        <w:t xml:space="preserve">target="_blank"</w:t>
-      </w:r>
-      <w:r>
-        <w:t xml:space="preserve">). Такі кнопки не завантажують сторонні скрипти й не стежать за відвідувачами.</w:t>
-      </w:r>
-    </w:p>
-    <w:p>
-      <w:pPr>
-        <w:keepNext/>
-        <w:spacing w:after="60" w:before="160"/>
-        <w:ind w:firstLine="0"/>
-      </w:pPr>
-      <w:r>
-        <w:rPr>
-          <w:i/>
-          <w:iCs/>
-        </w:rPr>
-        <w:t xml:space="preserve">Лістинг 4. Кнопки соцмереж (media.html, SVG-іконки пропущено)</w:t>
-      </w:r>
-    </w:p>
-    <w:p>
-      <w:pPr>
-        <w:keepNext/>
-        <w:keepLines/>
-        <w:spacing w:after="0" w:line="240" w:lineRule="auto"/>
-        <w:ind w:left="284" w:firstLine="0"/>
-        <w:jc w:val="left"/>
-      </w:pPr>
-      <w:r>
-        <w:rPr>
-          <w:rFonts w:ascii="Courier New" w:cs="Courier New" w:eastAsia="Courier New" w:hAnsi="Courier New"/>
-          <w:color w:val="1E1D2D"/>
-          <w:sz w:val="19"/>
-          <w:szCs w:val="19"/>
-        </w:rPr>
-        <w:t xml:space="preserve">&lt;div class="socials"&gt;</w:t>
-      </w:r>
-    </w:p>
-    <w:p>
-      <w:pPr>
-        <w:keepNext/>
-        <w:keepLines/>
-        <w:spacing w:after="0" w:line="240" w:lineRule="auto"/>
-        <w:ind w:left="284" w:firstLine="0"/>
-        <w:jc w:val="left"/>
-      </w:pPr>
-      <w:r>
-        <w:rPr>
-          <w:rFonts w:ascii="Courier New" w:cs="Courier New" w:eastAsia="Courier New" w:hAnsi="Courier New"/>
-          <w:color w:val="1E1D2D"/>
-          <w:sz w:val="19"/>
-          <w:szCs w:val="19"/>
-        </w:rPr>
-        <w:t xml:space="preserve">  &lt;a class="soc" href="https://www.facebook.com/sharer/sharer.php?u=https%3A//tnedyts.github.io/web/lab9/"</w:t>
-      </w:r>
-    </w:p>
-    <w:p>
-      <w:pPr>
-        <w:keepNext/>
-        <w:keepLines/>
-        <w:spacing w:after="0" w:line="240" w:lineRule="auto"/>
-        <w:ind w:left="284" w:firstLine="0"/>
-        <w:jc w:val="left"/>
-      </w:pPr>
-      <w:r>
-        <w:rPr>
-          <w:rFonts w:ascii="Courier New" w:cs="Courier New" w:eastAsia="Courier New" w:hAnsi="Courier New"/>
-          <w:color w:val="1E1D2D"/>
-          <w:sz w:val="19"/>
-          <w:szCs w:val="19"/>
-        </w:rPr>
-        <w:t xml:space="preserve">     target="_blank" rel="noopener" title="Поділитися: Facebook"&gt;Facebook&lt;/a&gt;</w:t>
-      </w:r>
-    </w:p>
-    <w:p>
-      <w:pPr>
-        <w:keepNext/>
-        <w:keepLines/>
-        <w:spacing w:after="0" w:line="240" w:lineRule="auto"/>
-        <w:ind w:left="284" w:firstLine="0"/>
-        <w:jc w:val="left"/>
-      </w:pPr>
-      <w:r>
-        <w:rPr>
-          <w:rFonts w:ascii="Courier New" w:cs="Courier New" w:eastAsia="Courier New" w:hAnsi="Courier New"/>
-          <w:color w:val="1E1D2D"/>
-          <w:sz w:val="19"/>
-          <w:szCs w:val="19"/>
-        </w:rPr>
-        <w:t xml:space="preserve">  &lt;a class="soc" href="https://t.me/share/url?url=https%3A//tnedyts.github.io/web/lab9/&amp;text=…"</w:t>
-      </w:r>
-    </w:p>
-    <w:p>
-      <w:pPr>
-        <w:keepNext/>
-        <w:keepLines/>
-        <w:spacing w:after="0" w:line="240" w:lineRule="auto"/>
-        <w:ind w:left="284" w:firstLine="0"/>
-        <w:jc w:val="left"/>
-      </w:pPr>
-      <w:r>
-        <w:rPr>
-          <w:rFonts w:ascii="Courier New" w:cs="Courier New" w:eastAsia="Courier New" w:hAnsi="Courier New"/>
-          <w:color w:val="1E1D2D"/>
-          <w:sz w:val="19"/>
-          <w:szCs w:val="19"/>
-        </w:rPr>
-        <w:t xml:space="preserve">     target="_blank" rel="noopener" title="Поділитися: Telegram"&gt;Telegram&lt;/a&gt;</w:t>
-      </w:r>
-    </w:p>
-    <w:p>
-      <w:pPr>
-        <w:keepNext/>
-        <w:keepLines/>
-        <w:spacing w:after="0" w:line="240" w:lineRule="auto"/>
-        <w:ind w:left="284" w:firstLine="0"/>
-        <w:jc w:val="left"/>
-      </w:pPr>
-      <w:r>
-        <w:rPr>
-          <w:rFonts w:ascii="Courier New" w:cs="Courier New" w:eastAsia="Courier New" w:hAnsi="Courier New"/>
-          <w:color w:val="1E1D2D"/>
-          <w:sz w:val="19"/>
-          <w:szCs w:val="19"/>
-        </w:rPr>
-        <w:t xml:space="preserve">  &lt;a class="soc" href="https://www.linkedin.com/sharing/share-offsite/?url=https%3A//tnedyts.github.io/web/lab9/"</w:t>
-      </w:r>
-    </w:p>
-    <w:p>
-      <w:pPr>
-        <w:keepNext/>
-        <w:keepLines/>
-        <w:spacing w:after="0" w:line="240" w:lineRule="auto"/>
-        <w:ind w:left="284" w:firstLine="0"/>
-        <w:jc w:val="left"/>
-      </w:pPr>
-      <w:r>
-        <w:rPr>
-          <w:rFonts w:ascii="Courier New" w:cs="Courier New" w:eastAsia="Courier New" w:hAnsi="Courier New"/>
-          <w:color w:val="1E1D2D"/>
-          <w:sz w:val="19"/>
-          <w:szCs w:val="19"/>
-        </w:rPr>
-        <w:t xml:space="preserve">     target="_blank" rel="noopener" title="Поділитися: LinkedIn"&gt;LinkedIn&lt;/a&gt;</w:t>
-      </w:r>
-    </w:p>
-    <w:p>
-      <w:pPr>
-        <w:keepNext/>
-        <w:keepLines/>
-        <w:spacing w:after="0" w:line="240" w:lineRule="auto"/>
-        <w:ind w:left="284" w:firstLine="0"/>
-        <w:jc w:val="left"/>
-      </w:pPr>
-      <w:r>
-        <w:rPr>
-          <w:rFonts w:ascii="Courier New" w:cs="Courier New" w:eastAsia="Courier New" w:hAnsi="Courier New"/>
-          <w:color w:val="1E1D2D"/>
-          <w:sz w:val="19"/>
-          <w:szCs w:val="19"/>
-        </w:rPr>
-        <w:t xml:space="preserve">  …</w:t>
-      </w:r>
-    </w:p>
-    <w:p>
-      <w:pPr>
-        <w:keepNext w:val="false"/>
-        <w:keepLines/>
-        <w:spacing w:after="160" w:line="240" w:lineRule="auto"/>
-        <w:ind w:left="284" w:firstLine="0"/>
-        <w:jc w:val="left"/>
-      </w:pPr>
-      <w:r>
-        <w:rPr>
-          <w:rFonts w:ascii="Courier New" w:cs="Courier New" w:eastAsia="Courier New" w:hAnsi="Courier New"/>
-          <w:color w:val="1E1D2D"/>
-          <w:sz w:val="19"/>
-          <w:szCs w:val="19"/>
-        </w:rPr>
-        <w:t xml:space="preserve">&lt;/div&gt;</w:t>
-      </w:r>
-    </w:p>
-    <w:p>
-      <w:r>
-        <w:t xml:space="preserve">Інформери показують актуальні дані з відкритих API. Погоду для місця проведення фестивалю отримано з Open-Meteo, офіційний курс валют — з API Національного банку України; обидва сервіси повертають JSON, який скрипт </w:t>
-      </w:r>
-      <w:r>
-        <w:rPr>
-          <w:rFonts w:ascii="Courier New" w:cs="Courier New" w:eastAsia="Courier New" w:hAnsi="Courier New"/>
-          <w:sz w:val="21"/>
-          <w:szCs w:val="21"/>
-        </w:rPr>
-        <w:t xml:space="preserve">js/media.js</w:t>
-      </w:r>
-      <w:r>
-        <w:t xml:space="preserve"> виводить на сторінку. Третій інформер — класична картинка wttr.in, що оновлюється на сервері, з посиланням на прогноз.</w:t>
-      </w:r>
-    </w:p>
-    <w:p>
-      <w:pPr>
-        <w:keepNext/>
-        <w:spacing w:after="60" w:before="160"/>
-        <w:ind w:firstLine="0"/>
-      </w:pPr>
-      <w:r>
-        <w:rPr>
-          <w:i/>
-          <w:iCs/>
-        </w:rPr>
-        <w:t xml:space="preserve">Лістинг 5. Запити до API інформерів (js/media.js) та інформер-картинка (media.html)</w:t>
-      </w:r>
-    </w:p>
-    <w:p>
-      <w:pPr>
-        <w:keepNext/>
-        <w:keepLines/>
-        <w:spacing w:after="0" w:line="240" w:lineRule="auto"/>
-        <w:ind w:left="284" w:firstLine="0"/>
-        <w:jc w:val="left"/>
-      </w:pPr>
-      <w:r>
-        <w:rPr>
-          <w:rFonts w:ascii="Courier New" w:cs="Courier New" w:eastAsia="Courier New" w:hAnsi="Courier New"/>
-          <w:color w:val="1E1D2D"/>
-          <w:sz w:val="19"/>
-          <w:szCs w:val="19"/>
-        </w:rPr>
-        <w:t xml:space="preserve">fetch('https://api.open-meteo.com/v1/forecast?latitude=50.38&amp;longitude=30.48&amp;current=temperature_2m,weather_code,wind_speed_10m,relative_humidity_2m&amp;timezone=Europe%2FKyiv')</w:t>
-      </w:r>
-    </w:p>
-    <w:p>
-      <w:pPr>
-        <w:keepNext/>
-        <w:keepLines/>
-        <w:spacing w:after="0" w:line="240" w:lineRule="auto"/>
-        <w:ind w:left="284" w:firstLine="0"/>
-        <w:jc w:val="left"/>
-      </w:pPr>
-      <w:r>
-        <w:rPr>
-          <w:rFonts w:ascii="Courier New" w:cs="Courier New" w:eastAsia="Courier New" w:hAnsi="Courier New"/>
-          <w:color w:val="1E1D2D"/>
-          <w:sz w:val="19"/>
-          <w:szCs w:val="19"/>
-        </w:rPr>
-        <w:t xml:space="preserve">fetch('https://bank.gov.ua/NBUStatService/v1/statdirectory/exchange?json')</w:t>
-      </w:r>
-    </w:p>
-    <w:p>
-      <w:pPr>
-        <w:keepNext w:val="false"/>
-        <w:keepLines/>
-        <w:spacing w:after="160" w:line="240" w:lineRule="auto"/>
-        <w:ind w:left="284" w:firstLine="0"/>
-        <w:jc w:val="left"/>
-      </w:pPr>
-      <w:r>
-        <w:rPr>
-          <w:rFonts w:ascii="Courier New" w:cs="Courier New" w:eastAsia="Courier New" w:hAnsi="Courier New"/>
-          <w:color w:val="1E1D2D"/>
-          <w:sz w:val="19"/>
-          <w:szCs w:val="19"/>
-        </w:rPr>
-        <w:t xml:space="preserve">&lt;div class="inf"&gt;&lt;h3&gt;ІНФОРМЕР WTTR.IN&lt;/h3&gt;&lt;a href="https://wttr.in/Kyiv?lang=uk" target="_blank" rel="noopener"&gt;&lt;img src="https://wttr.in/Kyiv_0pq_lang=uk.png" alt="Погода в Києві — інформер wttr.in" loading="lazy"&gt;&lt;/a&gt;&lt;small&gt;Класичний інформер-картинка, що оновлюється на сервері.&lt;/small&gt;&lt;/div&gt;</w:t>
+        <w:t xml:space="preserve">Рис. 3. Карта з міткою ВДНГ (ліворуч) і супутниковий знімок, параметр t=k (праворуч)</w:t>
       </w:r>
     </w:p>
     <w:p>
@@ -1643,7 +887,7 @@
       <w:r>
         <w:drawing>
           <wp:inline distT="0" distB="0" distL="0" distR="0">
-            <wp:extent cx="6096000" cy="3810000"/>
+            <wp:extent cx="6096000" cy="2371725"/>
             <wp:effectExtent t="0" r="0" b="0" l="0"/>
             <wp:docPr id="1" name="" descr="" title=""/>
             <wp:cNvGraphicFramePr>
@@ -1668,7 +912,7 @@
                   <pic:spPr bwMode="auto">
                     <a:xfrm>
                       <a:off x="0" y="0"/>
-                      <a:ext cx="6096000" cy="3810000"/>
+                      <a:ext cx="6096000" cy="2371725"/>
                     </a:xfrm>
                     <a:prstGeom prst="rect">
                       <a:avLst/>
@@ -1694,7 +938,114 @@
           <w:sz w:val="22"/>
           <w:szCs w:val="22"/>
         </w:rPr>
-        <w:t xml:space="preserve">Рис. 4. Кнопки соціальних мереж та інформери</w:t>
+        <w:t xml:space="preserve">Рис. 4. Пішохідний маршрут від метро «Виставковий центр» (ліворуч) і панорама Street View (праворуч)</w:t>
+      </w:r>
+    </w:p>
+    <w:p>
+      <w:pPr>
+        <w:keepNext/>
+        <w:spacing w:after="60" w:before="200"/>
+      </w:pPr>
+      <w:r>
+        <w:rPr>
+          <w:b/>
+          <w:bCs/>
+        </w:rPr>
+        <w:t xml:space="preserve">2. Редагування та вставлення відео YouTube</w:t>
+      </w:r>
+    </w:p>
+    <w:p>
+      <w:r>
+        <w:t xml:space="preserve">Відео редагується у вбудованому редакторі YouTube Studio в такому порядку:</w:t>
+      </w:r>
+    </w:p>
+    <w:p>
+      <w:pPr>
+        <w:pStyle w:val="ListParagraph"/>
+        <w:numPr>
+          <w:ilvl w:val="0"/>
+          <w:numId w:val="3"/>
+        </w:numPr>
+        <w:ind w:firstLine="0"/>
+      </w:pPr>
+      <w:r>
+        <w:t xml:space="preserve">відкрити studio.youtube.com → «Контент» → вибрати відео → «Редактор»;</w:t>
+      </w:r>
+    </w:p>
+    <w:p>
+      <w:pPr>
+        <w:pStyle w:val="ListParagraph"/>
+        <w:numPr>
+          <w:ilvl w:val="0"/>
+          <w:numId w:val="3"/>
+        </w:numPr>
+        <w:ind w:firstLine="0"/>
+      </w:pPr>
+      <w:r>
+        <w:t xml:space="preserve">«Обрізати й вирізати»: перетягнути межі на шкалі часу, щоб залишити потрібний фрагмент, і вирізати зайві частини посередині;</w:t>
+      </w:r>
+    </w:p>
+    <w:p>
+      <w:pPr>
+        <w:pStyle w:val="ListParagraph"/>
+        <w:numPr>
+          <w:ilvl w:val="0"/>
+          <w:numId w:val="3"/>
+        </w:numPr>
+        <w:ind w:firstLine="0"/>
+      </w:pPr>
+      <w:r>
+        <w:t xml:space="preserve">«Аудіо»: вибрати фонову музику з фонотеки YouTube і налаштувати гучність щодо оригінального звуку;</w:t>
+      </w:r>
+    </w:p>
+    <w:p>
+      <w:pPr>
+        <w:pStyle w:val="ListParagraph"/>
+        <w:numPr>
+          <w:ilvl w:val="0"/>
+          <w:numId w:val="3"/>
+        </w:numPr>
+        <w:ind w:firstLine="0"/>
+      </w:pPr>
+      <w:r>
+        <w:t xml:space="preserve">зберегти зміни (обробка займає кілька хвилин);</w:t>
+      </w:r>
+    </w:p>
+    <w:p>
+      <w:pPr>
+        <w:pStyle w:val="ListParagraph"/>
+        <w:numPr>
+          <w:ilvl w:val="0"/>
+          <w:numId w:val="3"/>
+        </w:numPr>
+        <w:ind w:firstLine="0"/>
+      </w:pPr>
+      <w:r>
+        <w:t xml:space="preserve">«Субтитри» → «Додати мову» (українська) → «Додати» → ввести текст і час появи кожного рядка або завантажити файл .srt → «Опублікувати»;</w:t>
+      </w:r>
+    </w:p>
+    <w:p>
+      <w:pPr>
+        <w:pStyle w:val="ListParagraph"/>
+        <w:numPr>
+          <w:ilvl w:val="0"/>
+          <w:numId w:val="3"/>
+        </w:numPr>
+        <w:ind w:firstLine="0"/>
+      </w:pPr>
+      <w:r>
+        <w:t xml:space="preserve">у меню «Поділитися → Вбудувати» скопіювати код </w:t>
+      </w:r>
+      <w:r>
+        <w:rPr>
+          <w:rFonts w:ascii="Courier New" w:cs="Courier New" w:eastAsia="Courier New" w:hAnsi="Courier New"/>
+          <w:sz w:val="21"/>
+          <w:szCs w:val="21"/>
+        </w:rPr>
+        <w:t xml:space="preserve">&lt;iframe&gt;</w:t>
+      </w:r>
+      <w:r>
+        <w:t xml:space="preserve">.</w:t>
       </w:r>
     </w:p>
     <w:p>
@@ -1708,25 +1059,99 @@
           <w:i/>
           <w:iCs/>
         </w:rPr>
-        <w:t xml:space="preserve">Дані інформерів, карти й відео завантажуються з інтернету. Знімок вище зроблено без доступу до мережі; на опублікованому сайті в інформерах буде актуальна погода й курс валют.</w:t>
-      </w:r>
-    </w:p>
-    <w:p>
-      <w:pPr>
-        <w:keepNext/>
-        <w:spacing w:after="60" w:before="200"/>
-      </w:pPr>
-      <w:r>
-        <w:rPr>
-          <w:b/>
-          <w:bCs/>
-        </w:rPr>
-        <w:t xml:space="preserve">5. Інші сторінки та тестування</w:t>
-      </w:r>
-    </w:p>
-    <w:p>
-      <w:r>
-        <w:t xml:space="preserve">Канал 04 — квитки з голографічним ефектом, що реагує на курсор; канал 05 — «Про сайт» у вигляді фінальних титрів. Сайт перевірено в браузері Chromium на екрані комп’ютера та в режимі емуляції телефона: сторінки перебудовуються в одну колонку, а відео й карти зберігають пропорції.</w:t>
+        <w:t xml:space="preserve">Місце для скріншотів редактора YouTube Studio з власного акаунта: обрізання, додавання аудіо, субтитри.</w:t>
+      </w:r>
+    </w:p>
+    <w:p>
+      <w:r>
+        <w:t xml:space="preserve">На сайт вставлено синтвейв-трек «Netrum &amp; Halvorsen — Phoenix» з каналу NoCopyrightSounds: музика цього каналу поширюється вільно, а власник дозволяє вбудовувати відео на інші сайти. Використано параметри вбудованого плеєра: </w:t>
+      </w:r>
+      <w:r>
+        <w:rPr>
+          <w:rFonts w:ascii="Courier New" w:cs="Courier New" w:eastAsia="Courier New" w:hAnsi="Courier New"/>
+          <w:sz w:val="21"/>
+          <w:szCs w:val="21"/>
+        </w:rPr>
+        <w:t xml:space="preserve">start=30&amp;end=150</w:t>
+      </w:r>
+      <w:r>
+        <w:t xml:space="preserve"> — показ фрагмента з 0:30 до 2:30, </w:t>
+      </w:r>
+      <w:r>
+        <w:rPr>
+          <w:rFonts w:ascii="Courier New" w:cs="Courier New" w:eastAsia="Courier New" w:hAnsi="Courier New"/>
+          <w:sz w:val="21"/>
+          <w:szCs w:val="21"/>
+        </w:rPr>
+        <w:t xml:space="preserve">cc_load_policy=1</w:t>
+      </w:r>
+      <w:r>
+        <w:t xml:space="preserve"> і </w:t>
+      </w:r>
+      <w:r>
+        <w:rPr>
+          <w:rFonts w:ascii="Courier New" w:cs="Courier New" w:eastAsia="Courier New" w:hAnsi="Courier New"/>
+          <w:sz w:val="21"/>
+          <w:szCs w:val="21"/>
+        </w:rPr>
+        <w:t xml:space="preserve">cc_lang_pref=uk</w:t>
+      </w:r>
+      <w:r>
+        <w:t xml:space="preserve"> — увімкнені українські субтитри, </w:t>
+      </w:r>
+      <w:r>
+        <w:rPr>
+          <w:rFonts w:ascii="Courier New" w:cs="Courier New" w:eastAsia="Courier New" w:hAnsi="Courier New"/>
+          <w:sz w:val="21"/>
+          <w:szCs w:val="21"/>
+        </w:rPr>
+        <w:t xml:space="preserve">rel=0</w:t>
+      </w:r>
+      <w:r>
+        <w:t xml:space="preserve"> — пропозиції лише з того самого каналу. Домен </w:t>
+      </w:r>
+      <w:r>
+        <w:rPr>
+          <w:rFonts w:ascii="Courier New" w:cs="Courier New" w:eastAsia="Courier New" w:hAnsi="Courier New"/>
+          <w:sz w:val="21"/>
+          <w:szCs w:val="21"/>
+        </w:rPr>
+        <w:t xml:space="preserve">youtube-nocookie.com</w:t>
+      </w:r>
+      <w:r>
+        <w:t xml:space="preserve"> вмикає режим розширеної конфіденційності — YouTube не зберігає файли cookie, доки відео не запущено.</w:t>
+      </w:r>
+    </w:p>
+    <w:p>
+      <w:pPr>
+        <w:keepNext/>
+        <w:spacing w:after="60" w:before="160"/>
+        <w:ind w:firstLine="0"/>
+      </w:pPr>
+      <w:r>
+        <w:rPr>
+          <w:i/>
+          <w:iCs/>
+        </w:rPr>
+        <w:t xml:space="preserve">Лістинг 2. HTML-код відео, вставлений на сайт (media.html)</w:t>
+      </w:r>
+    </w:p>
+    <w:p>
+      <w:pPr>
+        <w:keepNext w:val="false"/>
+        <w:keepLines/>
+        <w:spacing w:after="160" w:line="240" w:lineRule="auto"/>
+        <w:ind w:left="284" w:firstLine="0"/>
+        <w:jc w:val="left"/>
+      </w:pPr>
+      <w:r>
+        <w:rPr>
+          <w:rFonts w:ascii="Courier New" w:cs="Courier New" w:eastAsia="Courier New" w:hAnsi="Courier New"/>
+          <w:color w:val="1E1D2D"/>
+          <w:sz w:val="19"/>
+          <w:szCs w:val="19"/>
+        </w:rPr>
+        <w:t xml:space="preserve">&lt;iframe src="https://www.youtube-nocookie.com/embed/yH88qRmgkGI?start=30&amp;end=150&amp;cc_load_policy=1&amp;cc_lang_pref=uk&amp;hl=uk&amp;rel=0&amp;modestbranding=1" title="Відео YouTube у стилі синтвейв" loading="lazy" allow="accelerometer; autoplay; clipboard-write; encrypted-media; gyroscope; picture-in-picture" allowfullscreen&gt;&lt;/iframe&gt;</w:t>
       </w:r>
     </w:p>
     <w:p>
@@ -1739,7 +1164,7 @@
       <w:r>
         <w:drawing>
           <wp:inline distT="0" distB="0" distL="0" distR="0">
-            <wp:extent cx="6096000" cy="3810000"/>
+            <wp:extent cx="5334000" cy="3505200"/>
             <wp:effectExtent t="0" r="0" b="0" l="0"/>
             <wp:docPr id="1" name="" descr="" title=""/>
             <wp:cNvGraphicFramePr>
@@ -1764,7 +1189,7 @@
                   <pic:spPr bwMode="auto">
                     <a:xfrm>
                       <a:off x="0" y="0"/>
-                      <a:ext cx="6096000" cy="3810000"/>
+                      <a:ext cx="5334000" cy="3505200"/>
                     </a:xfrm>
                     <a:prstGeom prst="rect">
                       <a:avLst/>
@@ -1790,7 +1215,236 @@
           <w:sz w:val="22"/>
           <w:szCs w:val="22"/>
         </w:rPr>
-        <w:t xml:space="preserve">Рис. 5. Канал 04 — квитки з голографічним ефектом</w:t>
+        <w:t xml:space="preserve">Рис. 5. Відео YouTube на сторінці «Медіа»: фрагмент 0:30–2:30</w:t>
+      </w:r>
+    </w:p>
+    <w:p>
+      <w:pPr>
+        <w:shd w:fill="FFF2CC" w:color="auto" w:val="clear"/>
+        <w:spacing w:after="120" w:before="120"/>
+        <w:ind w:firstLine="0"/>
+      </w:pPr>
+      <w:r>
+        <w:rPr>
+          <w:i/>
+          <w:iCs/>
+        </w:rPr>
+        <w:t xml:space="preserve">Після монтажу власного відео в YouTube Studio замініть у коді сторінки media.html ID ролика yH88qRmgkGI на ID свого відео.</w:t>
+      </w:r>
+    </w:p>
+    <w:p>
+      <w:pPr>
+        <w:keepNext/>
+        <w:spacing w:after="60" w:before="200"/>
+      </w:pPr>
+      <w:r>
+        <w:rPr>
+          <w:b/>
+          <w:bCs/>
+        </w:rPr>
+        <w:t xml:space="preserve">3. Аудіо на сайті</w:t>
+      </w:r>
+    </w:p>
+    <w:p>
+      <w:r>
+        <w:t xml:space="preserve">Офіційний трек фестивалю «Нічна хвиля» (100 уд./хв, ля мінор) синтезовано програмно й збережено у двох форматах: OGG Vorbis і MP3. Трек вставлено тегом HTML5 </w:t>
+      </w:r>
+      <w:r>
+        <w:rPr>
+          <w:rFonts w:ascii="Courier New" w:cs="Courier New" w:eastAsia="Courier New" w:hAnsi="Courier New"/>
+          <w:sz w:val="21"/>
+          <w:szCs w:val="21"/>
+        </w:rPr>
+        <w:t xml:space="preserve">&lt;audio&gt;</w:t>
+      </w:r>
+      <w:r>
+        <w:t xml:space="preserve"> з двома джерелами </w:t>
+      </w:r>
+      <w:r>
+        <w:rPr>
+          <w:rFonts w:ascii="Courier New" w:cs="Courier New" w:eastAsia="Courier New" w:hAnsi="Courier New"/>
+          <w:sz w:val="21"/>
+          <w:szCs w:val="21"/>
+        </w:rPr>
+        <w:t xml:space="preserve">&lt;source&gt;</w:t>
+      </w:r>
+      <w:r>
+        <w:t xml:space="preserve"> — браузер вибирає перший формат, який підтримує. Атрибут </w:t>
+      </w:r>
+      <w:r>
+        <w:rPr>
+          <w:rFonts w:ascii="Courier New" w:cs="Courier New" w:eastAsia="Courier New" w:hAnsi="Courier New"/>
+          <w:sz w:val="21"/>
+          <w:szCs w:val="21"/>
+        </w:rPr>
+        <w:t xml:space="preserve">controls</w:t>
+      </w:r>
+      <w:r>
+        <w:t xml:space="preserve"> показує стандартну панель, </w:t>
+      </w:r>
+      <w:r>
+        <w:rPr>
+          <w:rFonts w:ascii="Courier New" w:cs="Courier New" w:eastAsia="Courier New" w:hAnsi="Courier New"/>
+          <w:sz w:val="21"/>
+          <w:szCs w:val="21"/>
+        </w:rPr>
+        <w:t xml:space="preserve">preload="metadata"</w:t>
+      </w:r>
+      <w:r>
+        <w:t xml:space="preserve"> завантажує лише тривалість, а не весь файл. Для старих браузерів у тезі є посилання на завантаження.</w:t>
+      </w:r>
+    </w:p>
+    <w:p>
+      <w:r>
+        <w:t xml:space="preserve">Поверх тегу </w:t>
+      </w:r>
+      <w:r>
+        <w:rPr>
+          <w:rFonts w:ascii="Courier New" w:cs="Courier New" w:eastAsia="Courier New" w:hAnsi="Courier New"/>
+          <w:sz w:val="21"/>
+          <w:szCs w:val="21"/>
+        </w:rPr>
+        <w:t xml:space="preserve">&lt;audio&gt;</w:t>
+      </w:r>
+      <w:r>
+        <w:t xml:space="preserve"> зроблено касетну деку: кнопки «назад», «відтворити», «пауза», «стоп» і «вперед» керують відтворенням через JavaScript (методи </w:t>
+      </w:r>
+      <w:r>
+        <w:rPr>
+          <w:rFonts w:ascii="Courier New" w:cs="Courier New" w:eastAsia="Courier New" w:hAnsi="Courier New"/>
+          <w:sz w:val="21"/>
+          <w:szCs w:val="21"/>
+        </w:rPr>
+        <w:t xml:space="preserve">play()</w:t>
+      </w:r>
+      <w:r>
+        <w:t xml:space="preserve">, </w:t>
+      </w:r>
+      <w:r>
+        <w:rPr>
+          <w:rFonts w:ascii="Courier New" w:cs="Courier New" w:eastAsia="Courier New" w:hAnsi="Courier New"/>
+          <w:sz w:val="21"/>
+          <w:szCs w:val="21"/>
+        </w:rPr>
+        <w:t xml:space="preserve">pause()</w:t>
+      </w:r>
+      <w:r>
+        <w:t xml:space="preserve">, властивість </w:t>
+      </w:r>
+      <w:r>
+        <w:rPr>
+          <w:rFonts w:ascii="Courier New" w:cs="Courier New" w:eastAsia="Courier New" w:hAnsi="Courier New"/>
+          <w:sz w:val="21"/>
+          <w:szCs w:val="21"/>
+        </w:rPr>
+        <w:t xml:space="preserve">currentTime</w:t>
+      </w:r>
+      <w:r>
+        <w:t xml:space="preserve">), котушки касети обертаються, а індикатор рівня малюється на canvas. Після переходу на інший канал відтворення продовжується з того самого місця.</w:t>
+      </w:r>
+    </w:p>
+    <w:p>
+      <w:pPr>
+        <w:keepNext/>
+        <w:spacing w:after="60" w:before="160"/>
+        <w:ind w:firstLine="0"/>
+      </w:pPr>
+      <w:r>
+        <w:rPr>
+          <w:i/>
+          <w:iCs/>
+        </w:rPr>
+        <w:t xml:space="preserve">Лістинг 3. HTML-код аудіо, вставлений на сайт (media.html)</w:t>
+      </w:r>
+    </w:p>
+    <w:p>
+      <w:pPr>
+        <w:keepNext/>
+        <w:keepLines/>
+        <w:spacing w:after="0" w:line="240" w:lineRule="auto"/>
+        <w:ind w:left="284" w:firstLine="0"/>
+        <w:jc w:val="left"/>
+      </w:pPr>
+      <w:r>
+        <w:rPr>
+          <w:rFonts w:ascii="Courier New" w:cs="Courier New" w:eastAsia="Courier New" w:hAnsi="Courier New"/>
+          <w:color w:val="1E1D2D"/>
+          <w:sz w:val="19"/>
+          <w:szCs w:val="19"/>
+        </w:rPr>
+        <w:t xml:space="preserve">  &lt;audio id="track" controls preload="metadata"&gt;</w:t>
+      </w:r>
+    </w:p>
+    <w:p>
+      <w:pPr>
+        <w:keepNext/>
+        <w:keepLines/>
+        <w:spacing w:after="0" w:line="240" w:lineRule="auto"/>
+        <w:ind w:left="284" w:firstLine="0"/>
+        <w:jc w:val="left"/>
+      </w:pPr>
+      <w:r>
+        <w:rPr>
+          <w:rFonts w:ascii="Courier New" w:cs="Courier New" w:eastAsia="Courier New" w:hAnsi="Courier New"/>
+          <w:color w:val="1E1D2D"/>
+          <w:sz w:val="19"/>
+          <w:szCs w:val="19"/>
+        </w:rPr>
+        <w:t xml:space="preserve">&lt;source src="media/nichna-khvylia.ogg" type="audio/ogg"&gt;</w:t>
+      </w:r>
+    </w:p>
+    <w:p>
+      <w:pPr>
+        <w:keepNext/>
+        <w:keepLines/>
+        <w:spacing w:after="0" w:line="240" w:lineRule="auto"/>
+        <w:ind w:left="284" w:firstLine="0"/>
+        <w:jc w:val="left"/>
+      </w:pPr>
+      <w:r>
+        <w:rPr>
+          <w:rFonts w:ascii="Courier New" w:cs="Courier New" w:eastAsia="Courier New" w:hAnsi="Courier New"/>
+          <w:color w:val="1E1D2D"/>
+          <w:sz w:val="19"/>
+          <w:szCs w:val="19"/>
+        </w:rPr>
+        <w:t xml:space="preserve">&lt;source src="media/nichna-khvylia.mp3" type="audio/mpeg"&gt;</w:t>
+      </w:r>
+    </w:p>
+    <w:p>
+      <w:pPr>
+        <w:keepNext/>
+        <w:keepLines/>
+        <w:spacing w:after="0" w:line="240" w:lineRule="auto"/>
+        <w:ind w:left="284" w:firstLine="0"/>
+        <w:jc w:val="left"/>
+      </w:pPr>
+      <w:r>
+        <w:rPr>
+          <w:rFonts w:ascii="Courier New" w:cs="Courier New" w:eastAsia="Courier New" w:hAnsi="Courier New"/>
+          <w:color w:val="1E1D2D"/>
+          <w:sz w:val="19"/>
+          <w:szCs w:val="19"/>
+        </w:rPr>
+        <w:t xml:space="preserve">Ваш браузер не підтримує тег &amp;lt;audio&amp;gt;. &lt;a href="media/nichna-khvylia.mp3"&gt;Завантажити трек&lt;/a&gt;.</w:t>
+      </w:r>
+    </w:p>
+    <w:p>
+      <w:pPr>
+        <w:keepNext w:val="false"/>
+        <w:keepLines/>
+        <w:spacing w:after="160" w:line="240" w:lineRule="auto"/>
+        <w:ind w:left="284" w:firstLine="0"/>
+        <w:jc w:val="left"/>
+      </w:pPr>
+      <w:r>
+        <w:rPr>
+          <w:rFonts w:ascii="Courier New" w:cs="Courier New" w:eastAsia="Courier New" w:hAnsi="Courier New"/>
+          <w:color w:val="1E1D2D"/>
+          <w:sz w:val="19"/>
+          <w:szCs w:val="19"/>
+        </w:rPr>
+        <w:t xml:space="preserve">  &lt;/audio&gt;</w:t>
       </w:r>
     </w:p>
     <w:p>
@@ -1854,7 +1508,581 @@
           <w:sz w:val="22"/>
           <w:szCs w:val="22"/>
         </w:rPr>
-        <w:t xml:space="preserve">Рис. 6. Канал 05 — «Про сайт» у вигляді фінальних титрів</w:t>
+        <w:t xml:space="preserve">Рис. 6. Касетна дека: тег audio з кнопками керування</w:t>
+      </w:r>
+    </w:p>
+    <w:p>
+      <w:pPr>
+        <w:keepNext/>
+        <w:spacing w:after="60" w:before="200"/>
+      </w:pPr>
+      <w:r>
+        <w:rPr>
+          <w:b/>
+          <w:bCs/>
+        </w:rPr>
+        <w:t xml:space="preserve">4. Кнопки соціальних мереж та інформери</w:t>
+      </w:r>
+    </w:p>
+    <w:p>
+      <w:r>
+        <w:t xml:space="preserve">Кнопки «Поділитися» для Facebook, X, Telegram, LinkedIn і Pinterest — звичайні посилання на сервіси поширення з адресою сайту в параметрі </w:t>
+      </w:r>
+      <w:r>
+        <w:rPr>
+          <w:rFonts w:ascii="Courier New" w:cs="Courier New" w:eastAsia="Courier New" w:hAnsi="Courier New"/>
+          <w:sz w:val="21"/>
+          <w:szCs w:val="21"/>
+        </w:rPr>
+        <w:t xml:space="preserve">url</w:t>
+      </w:r>
+      <w:r>
+        <w:t xml:space="preserve">; вони відкриваються в новій вкладці (</w:t>
+      </w:r>
+      <w:r>
+        <w:rPr>
+          <w:rFonts w:ascii="Courier New" w:cs="Courier New" w:eastAsia="Courier New" w:hAnsi="Courier New"/>
+          <w:sz w:val="21"/>
+          <w:szCs w:val="21"/>
+        </w:rPr>
+        <w:t xml:space="preserve">target="_blank"</w:t>
+      </w:r>
+      <w:r>
+        <w:t xml:space="preserve">). Такі кнопки не завантажують сторонні скрипти й не стежать за відвідувачами.</w:t>
+      </w:r>
+    </w:p>
+    <w:p>
+      <w:pPr>
+        <w:keepNext/>
+        <w:spacing w:after="60" w:before="160"/>
+        <w:ind w:firstLine="0"/>
+      </w:pPr>
+      <w:r>
+        <w:rPr>
+          <w:i/>
+          <w:iCs/>
+        </w:rPr>
+        <w:t xml:space="preserve">Лістинг 4. Кнопки соцмереж (media.html, SVG-іконки пропущено)</w:t>
+      </w:r>
+    </w:p>
+    <w:p>
+      <w:pPr>
+        <w:keepNext/>
+        <w:keepLines/>
+        <w:spacing w:after="0" w:line="240" w:lineRule="auto"/>
+        <w:ind w:left="284" w:firstLine="0"/>
+        <w:jc w:val="left"/>
+      </w:pPr>
+      <w:r>
+        <w:rPr>
+          <w:rFonts w:ascii="Courier New" w:cs="Courier New" w:eastAsia="Courier New" w:hAnsi="Courier New"/>
+          <w:color w:val="1E1D2D"/>
+          <w:sz w:val="19"/>
+          <w:szCs w:val="19"/>
+        </w:rPr>
+        <w:t xml:space="preserve">&lt;div class="socials"&gt;</w:t>
+      </w:r>
+    </w:p>
+    <w:p>
+      <w:pPr>
+        <w:keepNext/>
+        <w:keepLines/>
+        <w:spacing w:after="0" w:line="240" w:lineRule="auto"/>
+        <w:ind w:left="284" w:firstLine="0"/>
+        <w:jc w:val="left"/>
+      </w:pPr>
+      <w:r>
+        <w:rPr>
+          <w:rFonts w:ascii="Courier New" w:cs="Courier New" w:eastAsia="Courier New" w:hAnsi="Courier New"/>
+          <w:color w:val="1E1D2D"/>
+          <w:sz w:val="19"/>
+          <w:szCs w:val="19"/>
+        </w:rPr>
+        <w:t xml:space="preserve">  &lt;a class="soc" href="https://www.facebook.com/sharer/sharer.php?u=https%3A//tnedyts.github.io/web/lab9/"</w:t>
+      </w:r>
+    </w:p>
+    <w:p>
+      <w:pPr>
+        <w:keepNext/>
+        <w:keepLines/>
+        <w:spacing w:after="0" w:line="240" w:lineRule="auto"/>
+        <w:ind w:left="284" w:firstLine="0"/>
+        <w:jc w:val="left"/>
+      </w:pPr>
+      <w:r>
+        <w:rPr>
+          <w:rFonts w:ascii="Courier New" w:cs="Courier New" w:eastAsia="Courier New" w:hAnsi="Courier New"/>
+          <w:color w:val="1E1D2D"/>
+          <w:sz w:val="19"/>
+          <w:szCs w:val="19"/>
+        </w:rPr>
+        <w:t xml:space="preserve">     target="_blank" rel="noopener" title="Поділитися: Facebook"&gt;Facebook&lt;/a&gt;</w:t>
+      </w:r>
+    </w:p>
+    <w:p>
+      <w:pPr>
+        <w:keepNext/>
+        <w:keepLines/>
+        <w:spacing w:after="0" w:line="240" w:lineRule="auto"/>
+        <w:ind w:left="284" w:firstLine="0"/>
+        <w:jc w:val="left"/>
+      </w:pPr>
+      <w:r>
+        <w:rPr>
+          <w:rFonts w:ascii="Courier New" w:cs="Courier New" w:eastAsia="Courier New" w:hAnsi="Courier New"/>
+          <w:color w:val="1E1D2D"/>
+          <w:sz w:val="19"/>
+          <w:szCs w:val="19"/>
+        </w:rPr>
+        <w:t xml:space="preserve">  &lt;a class="soc" href="https://t.me/share/url?url=https%3A//tnedyts.github.io/web/lab9/&amp;text=…"</w:t>
+      </w:r>
+    </w:p>
+    <w:p>
+      <w:pPr>
+        <w:keepNext/>
+        <w:keepLines/>
+        <w:spacing w:after="0" w:line="240" w:lineRule="auto"/>
+        <w:ind w:left="284" w:firstLine="0"/>
+        <w:jc w:val="left"/>
+      </w:pPr>
+      <w:r>
+        <w:rPr>
+          <w:rFonts w:ascii="Courier New" w:cs="Courier New" w:eastAsia="Courier New" w:hAnsi="Courier New"/>
+          <w:color w:val="1E1D2D"/>
+          <w:sz w:val="19"/>
+          <w:szCs w:val="19"/>
+        </w:rPr>
+        <w:t xml:space="preserve">     target="_blank" rel="noopener" title="Поділитися: Telegram"&gt;Telegram&lt;/a&gt;</w:t>
+      </w:r>
+    </w:p>
+    <w:p>
+      <w:pPr>
+        <w:keepNext/>
+        <w:keepLines/>
+        <w:spacing w:after="0" w:line="240" w:lineRule="auto"/>
+        <w:ind w:left="284" w:firstLine="0"/>
+        <w:jc w:val="left"/>
+      </w:pPr>
+      <w:r>
+        <w:rPr>
+          <w:rFonts w:ascii="Courier New" w:cs="Courier New" w:eastAsia="Courier New" w:hAnsi="Courier New"/>
+          <w:color w:val="1E1D2D"/>
+          <w:sz w:val="19"/>
+          <w:szCs w:val="19"/>
+        </w:rPr>
+        <w:t xml:space="preserve">  &lt;a class="soc" href="https://www.linkedin.com/sharing/share-offsite/?url=https%3A//tnedyts.github.io/web/lab9/"</w:t>
+      </w:r>
+    </w:p>
+    <w:p>
+      <w:pPr>
+        <w:keepNext/>
+        <w:keepLines/>
+        <w:spacing w:after="0" w:line="240" w:lineRule="auto"/>
+        <w:ind w:left="284" w:firstLine="0"/>
+        <w:jc w:val="left"/>
+      </w:pPr>
+      <w:r>
+        <w:rPr>
+          <w:rFonts w:ascii="Courier New" w:cs="Courier New" w:eastAsia="Courier New" w:hAnsi="Courier New"/>
+          <w:color w:val="1E1D2D"/>
+          <w:sz w:val="19"/>
+          <w:szCs w:val="19"/>
+        </w:rPr>
+        <w:t xml:space="preserve">     target="_blank" rel="noopener" title="Поділитися: LinkedIn"&gt;LinkedIn&lt;/a&gt;</w:t>
+      </w:r>
+    </w:p>
+    <w:p>
+      <w:pPr>
+        <w:keepNext/>
+        <w:keepLines/>
+        <w:spacing w:after="0" w:line="240" w:lineRule="auto"/>
+        <w:ind w:left="284" w:firstLine="0"/>
+        <w:jc w:val="left"/>
+      </w:pPr>
+      <w:r>
+        <w:rPr>
+          <w:rFonts w:ascii="Courier New" w:cs="Courier New" w:eastAsia="Courier New" w:hAnsi="Courier New"/>
+          <w:color w:val="1E1D2D"/>
+          <w:sz w:val="19"/>
+          <w:szCs w:val="19"/>
+        </w:rPr>
+        <w:t xml:space="preserve">  …</w:t>
+      </w:r>
+    </w:p>
+    <w:p>
+      <w:pPr>
+        <w:keepNext w:val="false"/>
+        <w:keepLines/>
+        <w:spacing w:after="160" w:line="240" w:lineRule="auto"/>
+        <w:ind w:left="284" w:firstLine="0"/>
+        <w:jc w:val="left"/>
+      </w:pPr>
+      <w:r>
+        <w:rPr>
+          <w:rFonts w:ascii="Courier New" w:cs="Courier New" w:eastAsia="Courier New" w:hAnsi="Courier New"/>
+          <w:color w:val="1E1D2D"/>
+          <w:sz w:val="19"/>
+          <w:szCs w:val="19"/>
+        </w:rPr>
+        <w:t xml:space="preserve">&lt;/div&gt;</w:t>
+      </w:r>
+    </w:p>
+    <w:p>
+      <w:r>
+        <w:t xml:space="preserve">Інформери показують актуальні дані з відкритих API. Погоду для місця проведення фестивалю отримано з Open-Meteo, офіційний курс валют — з API Національного банку України; обидва сервіси повертають JSON, який скрипт </w:t>
+      </w:r>
+      <w:r>
+        <w:rPr>
+          <w:rFonts w:ascii="Courier New" w:cs="Courier New" w:eastAsia="Courier New" w:hAnsi="Courier New"/>
+          <w:sz w:val="21"/>
+          <w:szCs w:val="21"/>
+        </w:rPr>
+        <w:t xml:space="preserve">js/media.js</w:t>
+      </w:r>
+      <w:r>
+        <w:t xml:space="preserve"> виводить на сторінку. Третій інформер — класична картинка wttr.in, що оновлюється на сервері, з посиланням на прогноз.</w:t>
+      </w:r>
+    </w:p>
+    <w:p>
+      <w:pPr>
+        <w:keepNext/>
+        <w:spacing w:after="60" w:before="160"/>
+        <w:ind w:firstLine="0"/>
+      </w:pPr>
+      <w:r>
+        <w:rPr>
+          <w:i/>
+          <w:iCs/>
+        </w:rPr>
+        <w:t xml:space="preserve">Лістинг 5. Запити до API інформерів (js/media.js) та інформер-картинка (media.html)</w:t>
+      </w:r>
+    </w:p>
+    <w:p>
+      <w:pPr>
+        <w:keepNext/>
+        <w:keepLines/>
+        <w:spacing w:after="0" w:line="240" w:lineRule="auto"/>
+        <w:ind w:left="284" w:firstLine="0"/>
+        <w:jc w:val="left"/>
+      </w:pPr>
+      <w:r>
+        <w:rPr>
+          <w:rFonts w:ascii="Courier New" w:cs="Courier New" w:eastAsia="Courier New" w:hAnsi="Courier New"/>
+          <w:color w:val="1E1D2D"/>
+          <w:sz w:val="19"/>
+          <w:szCs w:val="19"/>
+        </w:rPr>
+        <w:t xml:space="preserve">fetch('https://api.open-meteo.com/v1/forecast?latitude=50.38&amp;longitude=30.48&amp;current=temperature_2m,weather_code,wind_speed_10m,relative_humidity_2m&amp;timezone=Europe%2FKyiv')</w:t>
+      </w:r>
+    </w:p>
+    <w:p>
+      <w:pPr>
+        <w:keepNext/>
+        <w:keepLines/>
+        <w:spacing w:after="0" w:line="240" w:lineRule="auto"/>
+        <w:ind w:left="284" w:firstLine="0"/>
+        <w:jc w:val="left"/>
+      </w:pPr>
+      <w:r>
+        <w:rPr>
+          <w:rFonts w:ascii="Courier New" w:cs="Courier New" w:eastAsia="Courier New" w:hAnsi="Courier New"/>
+          <w:color w:val="1E1D2D"/>
+          <w:sz w:val="19"/>
+          <w:szCs w:val="19"/>
+        </w:rPr>
+        <w:t xml:space="preserve">fetch('https://bank.gov.ua/NBUStatService/v1/statdirectory/exchange?json')</w:t>
+      </w:r>
+    </w:p>
+    <w:p>
+      <w:pPr>
+        <w:keepNext w:val="false"/>
+        <w:keepLines/>
+        <w:spacing w:after="160" w:line="240" w:lineRule="auto"/>
+        <w:ind w:left="284" w:firstLine="0"/>
+        <w:jc w:val="left"/>
+      </w:pPr>
+      <w:r>
+        <w:rPr>
+          <w:rFonts w:ascii="Courier New" w:cs="Courier New" w:eastAsia="Courier New" w:hAnsi="Courier New"/>
+          <w:color w:val="1E1D2D"/>
+          <w:sz w:val="19"/>
+          <w:szCs w:val="19"/>
+        </w:rPr>
+        <w:t xml:space="preserve">&lt;div class="inf"&gt;&lt;h3&gt;ІНФОРМЕР WTTR.IN&lt;/h3&gt;&lt;a href="https://wttr.in/Kyiv?lang=uk" target="_blank" rel="noopener"&gt;&lt;img src="https://wttr.in/Kyiv_0pqm_lang=uk.png" alt="Погода в Києві — інформер wttr.in" loading="lazy"&gt;&lt;/a&gt;&lt;small&gt;Класичний інформер-картинка, що оновлюється на сервері.&lt;/small&gt;&lt;/div&gt;</w:t>
+      </w:r>
+    </w:p>
+    <w:p>
+      <w:pPr>
+        <w:keepNext/>
+        <w:spacing w:before="120" w:line="240" w:lineRule="auto"/>
+        <w:ind w:firstLine="0"/>
+        <w:jc w:val="center"/>
+      </w:pPr>
+      <w:r>
+        <w:drawing>
+          <wp:inline distT="0" distB="0" distL="0" distR="0">
+            <wp:extent cx="6096000" cy="3810000"/>
+            <wp:effectExtent t="0" r="0" b="0" l="0"/>
+            <wp:docPr id="1" name="" descr="" title=""/>
+            <wp:cNvGraphicFramePr>
+              <a:graphicFrameLocks xmlns:a="http://schemas.openxmlformats.org/drawingml/2006/main" noChangeAspect="1"/>
+            </wp:cNvGraphicFramePr>
+            <a:graphic xmlns:a="http://schemas.openxmlformats.org/drawingml/2006/main">
+              <a:graphicData uri="http://schemas.openxmlformats.org/drawingml/2006/picture">
+                <pic:pic xmlns:pic="http://schemas.openxmlformats.org/drawingml/2006/picture">
+                  <pic:nvPicPr>
+                    <pic:cNvPr id="0" name="" descr=""/>
+                    <pic:cNvPicPr>
+                      <a:picLocks noChangeAspect="1" noChangeArrowheads="1"/>
+                    </pic:cNvPicPr>
+                  </pic:nvPicPr>
+                  <pic:blipFill>
+                    <a:blip r:embed="rId15" cstate="none"/>
+                    <a:srcRect/>
+                    <a:stretch>
+                      <a:fillRect/>
+                    </a:stretch>
+                  </pic:blipFill>
+                  <pic:spPr bwMode="auto">
+                    <a:xfrm>
+                      <a:off x="0" y="0"/>
+                      <a:ext cx="6096000" cy="3810000"/>
+                    </a:xfrm>
+                    <a:prstGeom prst="rect">
+                      <a:avLst/>
+                    </a:prstGeom>
+                  </pic:spPr>
+                </pic:pic>
+              </a:graphicData>
+            </a:graphic>
+          </wp:inline>
+        </w:drawing>
+      </w:r>
+    </w:p>
+    <w:p>
+      <w:pPr>
+        <w:spacing w:after="160"/>
+        <w:ind w:firstLine="0"/>
+        <w:jc w:val="center"/>
+      </w:pPr>
+      <w:r>
+        <w:rPr>
+          <w:i/>
+          <w:iCs/>
+          <w:sz w:val="22"/>
+          <w:szCs w:val="22"/>
+        </w:rPr>
+        <w:t xml:space="preserve">Рис. 7. Кнопки соціальних мереж та інформери на сторінці «Медіа»</w:t>
+      </w:r>
+    </w:p>
+    <w:p>
+      <w:pPr>
+        <w:keepNext/>
+        <w:spacing w:before="120" w:line="240" w:lineRule="auto"/>
+        <w:ind w:firstLine="0"/>
+        <w:jc w:val="center"/>
+      </w:pPr>
+      <w:r>
+        <w:drawing>
+          <wp:inline distT="0" distB="0" distL="0" distR="0">
+            <wp:extent cx="6096000" cy="1790700"/>
+            <wp:effectExtent t="0" r="0" b="0" l="0"/>
+            <wp:docPr id="1" name="" descr="" title=""/>
+            <wp:cNvGraphicFramePr>
+              <a:graphicFrameLocks xmlns:a="http://schemas.openxmlformats.org/drawingml/2006/main" noChangeAspect="1"/>
+            </wp:cNvGraphicFramePr>
+            <a:graphic xmlns:a="http://schemas.openxmlformats.org/drawingml/2006/main">
+              <a:graphicData uri="http://schemas.openxmlformats.org/drawingml/2006/picture">
+                <pic:pic xmlns:pic="http://schemas.openxmlformats.org/drawingml/2006/picture">
+                  <pic:nvPicPr>
+                    <pic:cNvPr id="0" name="" descr=""/>
+                    <pic:cNvPicPr>
+                      <a:picLocks noChangeAspect="1" noChangeArrowheads="1"/>
+                    </pic:cNvPicPr>
+                  </pic:nvPicPr>
+                  <pic:blipFill>
+                    <a:blip r:embed="rId16" cstate="none"/>
+                    <a:srcRect/>
+                    <a:stretch>
+                      <a:fillRect/>
+                    </a:stretch>
+                  </pic:blipFill>
+                  <pic:spPr bwMode="auto">
+                    <a:xfrm>
+                      <a:off x="0" y="0"/>
+                      <a:ext cx="6096000" cy="1790700"/>
+                    </a:xfrm>
+                    <a:prstGeom prst="rect">
+                      <a:avLst/>
+                    </a:prstGeom>
+                  </pic:spPr>
+                </pic:pic>
+              </a:graphicData>
+            </a:graphic>
+          </wp:inline>
+        </w:drawing>
+      </w:r>
+    </w:p>
+    <w:p>
+      <w:pPr>
+        <w:spacing w:after="160"/>
+        <w:ind w:firstLine="0"/>
+        <w:jc w:val="center"/>
+      </w:pPr>
+      <w:r>
+        <w:rPr>
+          <w:i/>
+          <w:iCs/>
+          <w:sz w:val="22"/>
+          <w:szCs w:val="22"/>
+        </w:rPr>
+        <w:t xml:space="preserve">Рис. 8. Інформери: погода з Open-Meteo, курс валют НБУ та картинка wttr.in</w:t>
+      </w:r>
+    </w:p>
+    <w:p>
+      <w:pPr>
+        <w:keepNext/>
+        <w:spacing w:after="60" w:before="200"/>
+      </w:pPr>
+      <w:r>
+        <w:rPr>
+          <w:b/>
+          <w:bCs/>
+        </w:rPr>
+        <w:t xml:space="preserve">5. Інші сторінки та тестування</w:t>
+      </w:r>
+    </w:p>
+    <w:p>
+      <w:r>
+        <w:t xml:space="preserve">Канал 04 — квитки з голографічним ефектом, що реагує на курсор; канал 05 — «Про сайт» у вигляді фінальних титрів. Сайт перевірено в браузері Chromium на екрані комп’ютера та в режимі емуляції телефона: сторінки перебудовуються в одну колонку, а відео й карти зберігають пропорції.</w:t>
+      </w:r>
+    </w:p>
+    <w:p>
+      <w:pPr>
+        <w:keepNext/>
+        <w:spacing w:before="120" w:line="240" w:lineRule="auto"/>
+        <w:ind w:firstLine="0"/>
+        <w:jc w:val="center"/>
+      </w:pPr>
+      <w:r>
+        <w:drawing>
+          <wp:inline distT="0" distB="0" distL="0" distR="0">
+            <wp:extent cx="6096000" cy="3810000"/>
+            <wp:effectExtent t="0" r="0" b="0" l="0"/>
+            <wp:docPr id="1" name="" descr="" title=""/>
+            <wp:cNvGraphicFramePr>
+              <a:graphicFrameLocks xmlns:a="http://schemas.openxmlformats.org/drawingml/2006/main" noChangeAspect="1"/>
+            </wp:cNvGraphicFramePr>
+            <a:graphic xmlns:a="http://schemas.openxmlformats.org/drawingml/2006/main">
+              <a:graphicData uri="http://schemas.openxmlformats.org/drawingml/2006/picture">
+                <pic:pic xmlns:pic="http://schemas.openxmlformats.org/drawingml/2006/picture">
+                  <pic:nvPicPr>
+                    <pic:cNvPr id="0" name="" descr=""/>
+                    <pic:cNvPicPr>
+                      <a:picLocks noChangeAspect="1" noChangeArrowheads="1"/>
+                    </pic:cNvPicPr>
+                  </pic:nvPicPr>
+                  <pic:blipFill>
+                    <a:blip r:embed="rId17" cstate="none"/>
+                    <a:srcRect/>
+                    <a:stretch>
+                      <a:fillRect/>
+                    </a:stretch>
+                  </pic:blipFill>
+                  <pic:spPr bwMode="auto">
+                    <a:xfrm>
+                      <a:off x="0" y="0"/>
+                      <a:ext cx="6096000" cy="3810000"/>
+                    </a:xfrm>
+                    <a:prstGeom prst="rect">
+                      <a:avLst/>
+                    </a:prstGeom>
+                  </pic:spPr>
+                </pic:pic>
+              </a:graphicData>
+            </a:graphic>
+          </wp:inline>
+        </w:drawing>
+      </w:r>
+    </w:p>
+    <w:p>
+      <w:pPr>
+        <w:spacing w:after="160"/>
+        <w:ind w:firstLine="0"/>
+        <w:jc w:val="center"/>
+      </w:pPr>
+      <w:r>
+        <w:rPr>
+          <w:i/>
+          <w:iCs/>
+          <w:sz w:val="22"/>
+          <w:szCs w:val="22"/>
+        </w:rPr>
+        <w:t xml:space="preserve">Рис. 9. Канал 04 — квитки з голографічним ефектом</w:t>
+      </w:r>
+    </w:p>
+    <w:p>
+      <w:pPr>
+        <w:keepNext/>
+        <w:spacing w:before="120" w:line="240" w:lineRule="auto"/>
+        <w:ind w:firstLine="0"/>
+        <w:jc w:val="center"/>
+      </w:pPr>
+      <w:r>
+        <w:drawing>
+          <wp:inline distT="0" distB="0" distL="0" distR="0">
+            <wp:extent cx="6096000" cy="3810000"/>
+            <wp:effectExtent t="0" r="0" b="0" l="0"/>
+            <wp:docPr id="1" name="" descr="" title=""/>
+            <wp:cNvGraphicFramePr>
+              <a:graphicFrameLocks xmlns:a="http://schemas.openxmlformats.org/drawingml/2006/main" noChangeAspect="1"/>
+            </wp:cNvGraphicFramePr>
+            <a:graphic xmlns:a="http://schemas.openxmlformats.org/drawingml/2006/main">
+              <a:graphicData uri="http://schemas.openxmlformats.org/drawingml/2006/picture">
+                <pic:pic xmlns:pic="http://schemas.openxmlformats.org/drawingml/2006/picture">
+                  <pic:nvPicPr>
+                    <pic:cNvPr id="0" name="" descr=""/>
+                    <pic:cNvPicPr>
+                      <a:picLocks noChangeAspect="1" noChangeArrowheads="1"/>
+                    </pic:cNvPicPr>
+                  </pic:nvPicPr>
+                  <pic:blipFill>
+                    <a:blip r:embed="rId18" cstate="none"/>
+                    <a:srcRect/>
+                    <a:stretch>
+                      <a:fillRect/>
+                    </a:stretch>
+                  </pic:blipFill>
+                  <pic:spPr bwMode="auto">
+                    <a:xfrm>
+                      <a:off x="0" y="0"/>
+                      <a:ext cx="6096000" cy="3810000"/>
+                    </a:xfrm>
+                    <a:prstGeom prst="rect">
+                      <a:avLst/>
+                    </a:prstGeom>
+                  </pic:spPr>
+                </pic:pic>
+              </a:graphicData>
+            </a:graphic>
+          </wp:inline>
+        </w:drawing>
+      </w:r>
+    </w:p>
+    <w:p>
+      <w:pPr>
+        <w:spacing w:after="160"/>
+        <w:ind w:firstLine="0"/>
+        <w:jc w:val="center"/>
+      </w:pPr>
+      <w:r>
+        <w:rPr>
+          <w:i/>
+          <w:iCs/>
+          <w:sz w:val="22"/>
+          <w:szCs w:val="22"/>
+        </w:rPr>
+        <w:t xml:space="preserve">Рис. 10. Канал 05 — «Про сайт» у вигляді фінальних титрів</w:t>
       </w:r>
     </w:p>
     <w:p>
